--- a/93.YOUTUBE LINK1.docx
+++ b/93.YOUTUBE LINK1.docx
@@ -265,6 +265,100 @@
             <w:rStyle w:val="Hyperlink"/>
           </w:rPr>
           <w:t>https://youtube.com/shorts/jEXPMr2idRw?si=HICNpz_vrIbzaR4Y</w:t>
+        </w:r>
+      </w:hyperlink>
+    </w:p>
+    <w:p/>
+    <w:p>
+      <w:r>
+        <w:rPr>
+          <w:b/>
+          <w:bCs/>
+        </w:rPr>
+        <w:t>  Watch the following before you attend the exam:</w:t>
+      </w:r>
+    </w:p>
+    <w:p>
+      <w:pPr>
+        <w:pStyle w:val="ListParagraph"/>
+        <w:numPr>
+          <w:ilvl w:val="0"/>
+          <w:numId w:val="2"/>
+        </w:numPr>
+      </w:pPr>
+      <w:r>
+        <w:t xml:space="preserve">HackerEarth platform intro(Mandatory watch) : </w:t>
+      </w:r>
+      <w:r>
+        <w:rPr>
+          <w:u w:val="single"/>
+        </w:rPr>
+        <w:t> </w:t>
+      </w:r>
+      <w:hyperlink r:id="rId22" w:history="1">
+        <w:r>
+          <w:rPr>
+            <w:rStyle w:val="Hyperlink"/>
+          </w:rPr>
+          <w:t>HAckerearth orientation-5/12/2024.mp4</w:t>
+        </w:r>
+      </w:hyperlink>
+    </w:p>
+    <w:p>
+      <w:pPr>
+        <w:numPr>
+          <w:ilvl w:val="0"/>
+          <w:numId w:val="2"/>
+        </w:numPr>
+      </w:pPr>
+      <w:r>
+        <w:t xml:space="preserve">Machine Learning demo question : </w:t>
+      </w:r>
+      <w:hyperlink r:id="rId23" w:history="1">
+        <w:r>
+          <w:rPr>
+            <w:rStyle w:val="Hyperlink"/>
+          </w:rPr>
+          <w:t>Click here </w:t>
+        </w:r>
+      </w:hyperlink>
+    </w:p>
+    <w:p>
+      <w:pPr>
+        <w:numPr>
+          <w:ilvl w:val="0"/>
+          <w:numId w:val="2"/>
+        </w:numPr>
+      </w:pPr>
+      <w:r>
+        <w:t xml:space="preserve">Deep Learning (ANN) : </w:t>
+      </w:r>
+      <w:hyperlink r:id="rId24" w:anchor="scrollTo=yETpOdhhgrDJ" w:history="1">
+        <w:r>
+          <w:rPr>
+            <w:rStyle w:val="Hyperlink"/>
+          </w:rPr>
+          <w:t>Sample Reference</w:t>
+        </w:r>
+      </w:hyperlink>
+    </w:p>
+    <w:p>
+      <w:pPr>
+        <w:pStyle w:val="ListParagraph"/>
+        <w:numPr>
+          <w:ilvl w:val="0"/>
+          <w:numId w:val="2"/>
+        </w:numPr>
+      </w:pPr>
+      <w:r>
+        <w:t>Deep Learning (CNN) :</w:t>
+      </w:r>
+      <w:hyperlink r:id="rId25" w:anchor="scrollTo=bMObJDNvaTgY" w:history="1">
+        <w:r>
+          <w:rPr>
+            <w:rStyle w:val="Hyperlink"/>
+          </w:rPr>
+          <w:t xml:space="preserve"> Reference CNN</w:t>
         </w:r>
       </w:hyperlink>
     </w:p>
@@ -293,7 +387,7 @@
                     </pic:cNvPicPr>
                   </pic:nvPicPr>
                   <pic:blipFill>
-                    <a:blip r:embed="rId22">
+                    <a:blip r:embed="rId26">
                       <a:extLst>
                         <a:ext uri="{28A0092B-C50C-407E-A947-70E740481C1C}">
                           <a14:useLocalDpi xmlns:a14="http://schemas.microsoft.com/office/drawing/2010/main" val="0"/>
@@ -332,6 +426,489 @@
     <w:p/>
     <w:p/>
     <w:p/>
+    <w:p>
+      <w:hyperlink r:id="rId27" w:tgtFrame="_blank" w:tooltip="https://medium.com/%40rashifathasneem/secret-codes-for-chat-gpt-beginners-guide-to-making-ai-smarter-3a29a6ae81ea" w:history="1">
+        <w:r>
+          <w:rPr>
+            <w:rStyle w:val="Hyperlink"/>
+          </w:rPr>
+          <w:t>https://medium.com/%40rashifathasneem/secret-codes-for-chat-gpt-beginners-guide-to-making-ai-smarter-3a29a6ae81ea</w:t>
+        </w:r>
+      </w:hyperlink>
+    </w:p>
+    <w:p>
+      <w:r>
+        <w:t>Medium</w:t>
+      </w:r>
+    </w:p>
+    <w:p>
+      <w:pPr>
+        <w:rPr>
+          <w:b/>
+          <w:bCs/>
+        </w:rPr>
+      </w:pPr>
+      <w:hyperlink r:id="rId28" w:tgtFrame="_blank" w:history="1">
+        <w:r>
+          <w:rPr>
+            <w:rStyle w:val="Hyperlink"/>
+            <w:b/>
+            <w:bCs/>
+          </w:rPr>
+          <w:t>Secret Codes for Chat GPT: Beginner’s Guide to Making AI Smarter</w:t>
+        </w:r>
+      </w:hyperlink>
+    </w:p>
+    <w:p>
+      <w:r>
+        <w:t>Many people think of ChatGPT as just a substitute for Google. However, with the right prompts, it can do so much more. This guide explains…</w:t>
+      </w:r>
+    </w:p>
+    <w:p>
+      <w:r>
+        <w:rPr>
+          <w:noProof/>
+        </w:rPr>
+        <w:drawing>
+          <wp:inline distT="0" distB="0" distL="0" distR="0" wp14:anchorId="23A227B9" wp14:editId="1D2614E3">
+            <wp:extent cx="5731510" cy="3009265"/>
+            <wp:effectExtent l="0" t="0" r="2540" b="635"/>
+            <wp:docPr id="1710177169" name="Picture 7"/>
+            <wp:cNvGraphicFramePr>
+              <a:graphicFrameLocks xmlns:a="http://schemas.openxmlformats.org/drawingml/2006/main" noChangeAspect="1"/>
+            </wp:cNvGraphicFramePr>
+            <a:graphic xmlns:a="http://schemas.openxmlformats.org/drawingml/2006/main">
+              <a:graphicData uri="http://schemas.openxmlformats.org/drawingml/2006/picture">
+                <pic:pic xmlns:pic="http://schemas.openxmlformats.org/drawingml/2006/picture">
+                  <pic:nvPicPr>
+                    <pic:cNvPr id="0" name="Picture 19"/>
+                    <pic:cNvPicPr>
+                      <a:picLocks noChangeAspect="1" noChangeArrowheads="1"/>
+                    </pic:cNvPicPr>
+                  </pic:nvPicPr>
+                  <pic:blipFill>
+                    <a:blip r:embed="rId29">
+                      <a:extLst>
+                        <a:ext uri="{28A0092B-C50C-407E-A947-70E740481C1C}">
+                          <a14:useLocalDpi xmlns:a14="http://schemas.microsoft.com/office/drawing/2010/main" val="0"/>
+                        </a:ext>
+                      </a:extLst>
+                    </a:blip>
+                    <a:srcRect/>
+                    <a:stretch>
+                      <a:fillRect/>
+                    </a:stretch>
+                  </pic:blipFill>
+                  <pic:spPr bwMode="auto">
+                    <a:xfrm>
+                      <a:off x="0" y="0"/>
+                      <a:ext cx="5731510" cy="3009265"/>
+                    </a:xfrm>
+                    <a:prstGeom prst="rect">
+                      <a:avLst/>
+                    </a:prstGeom>
+                    <a:noFill/>
+                    <a:ln>
+                      <a:noFill/>
+                    </a:ln>
+                  </pic:spPr>
+                </pic:pic>
+              </a:graphicData>
+            </a:graphic>
+          </wp:inline>
+        </w:drawing>
+      </w:r>
+    </w:p>
+    <w:p/>
+    <w:p>
+      <w:hyperlink r:id="rId30" w:tgtFrame="_blank" w:tooltip="https://www.geeksforgeeks.org/machine-learning/getting-started-with-transformers/" w:history="1">
+        <w:r>
+          <w:rPr>
+            <w:rStyle w:val="Hyperlink"/>
+          </w:rPr>
+          <w:t>https://www.geeksforgeeks.org/machine-learning/getting-started-with-transformers/</w:t>
+        </w:r>
+      </w:hyperlink>
+    </w:p>
+    <w:p>
+      <w:r>
+        <w:t>GeeksforGeeks</w:t>
+      </w:r>
+    </w:p>
+    <w:p>
+      <w:pPr>
+        <w:rPr>
+          <w:b/>
+          <w:bCs/>
+        </w:rPr>
+      </w:pPr>
+      <w:hyperlink r:id="rId31" w:tgtFrame="_blank" w:history="1">
+        <w:r>
+          <w:rPr>
+            <w:rStyle w:val="Hyperlink"/>
+            <w:b/>
+            <w:bCs/>
+          </w:rPr>
+          <w:t>Transformers in Machine Learning - GeeksforGeeks</w:t>
+        </w:r>
+      </w:hyperlink>
+    </w:p>
+    <w:p>
+      <w:r>
+        <w:t>Your All-in-One Learning Portal: GeeksforGeeks is a comprehensive educational platform that empowers learners across domains-spanning computer science and programming, school education, upskilling, commerce, software tools, competitive exams, and more.</w:t>
+      </w:r>
+    </w:p>
+    <w:p>
+      <w:r>
+        <mc:AlternateContent>
+          <mc:Choice Requires="wps">
+            <w:drawing>
+              <wp:inline distT="0" distB="0" distL="0" distR="0" wp14:anchorId="0BCE6D6D" wp14:editId="5FD41779">
+                <wp:extent cx="304800" cy="304800"/>
+                <wp:effectExtent l="0" t="0" r="0" b="0"/>
+                <wp:docPr id="106369040" name="Rectangle 2" descr="Image"/>
+                <wp:cNvGraphicFramePr>
+                  <a:graphicFrameLocks xmlns:a="http://schemas.openxmlformats.org/drawingml/2006/main" noChangeAspect="1"/>
+                </wp:cNvGraphicFramePr>
+                <a:graphic xmlns:a="http://schemas.openxmlformats.org/drawingml/2006/main">
+                  <a:graphicData uri="http://schemas.microsoft.com/office/word/2010/wordprocessingShape">
+                    <wps:wsp>
+                      <wps:cNvSpPr>
+                        <a:spLocks noChangeAspect="1" noChangeArrowheads="1"/>
+                      </wps:cNvSpPr>
+                      <wps:spPr bwMode="auto">
+                        <a:xfrm>
+                          <a:off x="0" y="0"/>
+                          <a:ext cx="304800" cy="304800"/>
+                        </a:xfrm>
+                        <a:prstGeom prst="rect">
+                          <a:avLst/>
+                        </a:prstGeom>
+                        <a:noFill/>
+                        <a:ln>
+                          <a:noFill/>
+                        </a:ln>
+                        <a:extLst>
+                          <a:ext uri="{909E8E84-426E-40DD-AFC4-6F175D3DCCD1}">
+                            <a14:hiddenFill xmlns:a14="http://schemas.microsoft.com/office/drawing/2010/main">
+                              <a:solidFill>
+                                <a:srgbClr val="FFFFFF"/>
+                              </a:solidFill>
+                            </a14:hiddenFill>
+                          </a:ext>
+                          <a:ext uri="{91240B29-F687-4F45-9708-019B960494DF}">
+                            <a14:hiddenLine xmlns:a14="http://schemas.microsoft.com/office/drawing/2010/main" w="9525">
+                              <a:solidFill>
+                                <a:srgbClr val="000000"/>
+                              </a:solidFill>
+                              <a:miter lim="800000"/>
+                              <a:headEnd/>
+                              <a:tailEnd/>
+                            </a14:hiddenLine>
+                          </a:ext>
+                        </a:extLst>
+                      </wps:spPr>
+                      <wps:bodyPr rot="0" vert="horz" wrap="square" lIns="91440" tIns="45720" rIns="91440" bIns="45720" anchor="t" anchorCtr="0" upright="1">
+                        <a:noAutofit/>
+                      </wps:bodyPr>
+                    </wps:wsp>
+                  </a:graphicData>
+                </a:graphic>
+              </wp:inline>
+            </w:drawing>
+          </mc:Choice>
+          <mc:Fallback>
+            <w:pict>
+              <v:rect w14:anchorId="560BEF09" id="Rectangle 2" o:spid="_x0000_s1026" alt="Image" style="width:24pt;height:24pt;visibility:visible;mso-wrap-style:square;mso-left-percent:-10001;mso-top-percent:-10001;mso-position-horizontal:absolute;mso-position-horizontal-relative:char;mso-position-vertical:absolute;mso-position-vertical-relative:line;mso-left-percent:-10001;mso-top-percent:-10001;v-text-anchor:top" o:gfxdata="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" filled="f" stroked="f">
+                <o:lock v:ext="edit" aspectratio="t"/>
+                <w10:anchorlock/>
+              </v:rect>
+            </w:pict>
+          </mc:Fallback>
+        </mc:AlternateContent>
+      </w:r>
+    </w:p>
+    <w:p>
+      <w:pPr>
+        <w:rPr>
+          <w:b/>
+          <w:bCs/>
+        </w:rPr>
+      </w:pPr>
+      <w:r>
+        <w:t>Varadha — 16-04-2026 21:54</w:t>
+      </w:r>
+    </w:p>
+    <w:p>
+      <w:hyperlink r:id="rId32" w:tgtFrame="_blank" w:tooltip="https://www.youtube.com/watch?v=eMlx5fFNoYc" w:history="1">
+        <w:r>
+          <w:rPr>
+            <w:rStyle w:val="Hyperlink"/>
+          </w:rPr>
+          <w:t>https://www.youtube.com/watch?v=eMlx5fFNoYc</w:t>
+        </w:r>
+      </w:hyperlink>
+    </w:p>
+    <w:p>
+      <w:hyperlink r:id="rId33" w:tgtFrame="_blank" w:history="1">
+        <w:r>
+          <w:rPr>
+            <w:rStyle w:val="Hyperlink"/>
+          </w:rPr>
+          <w:t>YouTube</w:t>
+        </w:r>
+      </w:hyperlink>
+    </w:p>
+    <w:p>
+      <w:hyperlink r:id="rId34" w:tgtFrame="_blank" w:history="1">
+        <w:r>
+          <w:rPr>
+            <w:rStyle w:val="Hyperlink"/>
+            <w:b/>
+            <w:bCs/>
+          </w:rPr>
+          <w:t>3Blue1Brown</w:t>
+        </w:r>
+      </w:hyperlink>
+    </w:p>
+    <w:p>
+      <w:pPr>
+        <w:rPr>
+          <w:b/>
+          <w:bCs/>
+        </w:rPr>
+      </w:pPr>
+      <w:hyperlink r:id="rId35" w:tgtFrame="_blank" w:history="1">
+        <w:r>
+          <w:rPr>
+            <w:rStyle w:val="Hyperlink"/>
+            <w:b/>
+            <w:bCs/>
+          </w:rPr>
+          <w:t>Attention in transformers, step-by-step | Deep Learning Chapter 6</w:t>
+        </w:r>
+      </w:hyperlink>
+    </w:p>
+    <w:p>
+      <w:r>
+        <w:lastRenderedPageBreak/>
+        <mc:AlternateContent>
+          <mc:Choice Requires="wps">
+            <w:drawing>
+              <wp:inline distT="0" distB="0" distL="0" distR="0" wp14:anchorId="0F3F881D" wp14:editId="05DDA2CA">
+                <wp:extent cx="304800" cy="304800"/>
+                <wp:effectExtent l="0" t="0" r="0" b="0"/>
+                <wp:docPr id="1312032610" name="Rectangle 4" descr="Image"/>
+                <wp:cNvGraphicFramePr>
+                  <a:graphicFrameLocks xmlns:a="http://schemas.openxmlformats.org/drawingml/2006/main" noChangeAspect="1"/>
+                </wp:cNvGraphicFramePr>
+                <a:graphic xmlns:a="http://schemas.openxmlformats.org/drawingml/2006/main">
+                  <a:graphicData uri="http://schemas.microsoft.com/office/word/2010/wordprocessingShape">
+                    <wps:wsp>
+                      <wps:cNvSpPr>
+                        <a:spLocks noChangeAspect="1" noChangeArrowheads="1"/>
+                      </wps:cNvSpPr>
+                      <wps:spPr bwMode="auto">
+                        <a:xfrm>
+                          <a:off x="0" y="0"/>
+                          <a:ext cx="304800" cy="304800"/>
+                        </a:xfrm>
+                        <a:prstGeom prst="rect">
+                          <a:avLst/>
+                        </a:prstGeom>
+                        <a:noFill/>
+                        <a:ln>
+                          <a:noFill/>
+                        </a:ln>
+                        <a:extLst>
+                          <a:ext uri="{909E8E84-426E-40DD-AFC4-6F175D3DCCD1}">
+                            <a14:hiddenFill xmlns:a14="http://schemas.microsoft.com/office/drawing/2010/main">
+                              <a:solidFill>
+                                <a:srgbClr val="FFFFFF"/>
+                              </a:solidFill>
+                            </a14:hiddenFill>
+                          </a:ext>
+                          <a:ext uri="{91240B29-F687-4F45-9708-019B960494DF}">
+                            <a14:hiddenLine xmlns:a14="http://schemas.microsoft.com/office/drawing/2010/main" w="9525">
+                              <a:solidFill>
+                                <a:srgbClr val="000000"/>
+                              </a:solidFill>
+                              <a:miter lim="800000"/>
+                              <a:headEnd/>
+                              <a:tailEnd/>
+                            </a14:hiddenLine>
+                          </a:ext>
+                        </a:extLst>
+                      </wps:spPr>
+                      <wps:bodyPr rot="0" vert="horz" wrap="square" lIns="91440" tIns="45720" rIns="91440" bIns="45720" anchor="t" anchorCtr="0" upright="1">
+                        <a:noAutofit/>
+                      </wps:bodyPr>
+                    </wps:wsp>
+                  </a:graphicData>
+                </a:graphic>
+              </wp:inline>
+            </w:drawing>
+          </mc:Choice>
+          <mc:Fallback>
+            <w:pict>
+              <v:rect w14:anchorId="2C8F215E" id="Rectangle 4" o:spid="_x0000_s1026" alt="Image" style="width:24pt;height:24pt;visibility:visible;mso-wrap-style:square;mso-left-percent:-10001;mso-top-percent:-10001;mso-position-horizontal:absolute;mso-position-horizontal-relative:char;mso-position-vertical:absolute;mso-position-vertical-relative:line;mso-left-percent:-10001;mso-top-percent:-10001;v-text-anchor:top" o:gfxdata="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" filled="f" stroked="f">
+                <o:lock v:ext="edit" aspectratio="t"/>
+                <w10:anchorlock/>
+              </v:rect>
+            </w:pict>
+          </mc:Fallback>
+        </mc:AlternateContent>
+      </w:r>
+    </w:p>
+    <w:p>
+      <w:r>
+        <w:rPr>
+          <w:noProof/>
+        </w:rPr>
+        <mc:AlternateContent>
+          <mc:Choice Requires="wps">
+            <w:drawing>
+              <wp:inline distT="0" distB="0" distL="0" distR="0" wp14:anchorId="016F0B82" wp14:editId="6B4048F3">
+                <wp:extent cx="304800" cy="304800"/>
+                <wp:effectExtent l="0" t="0" r="0" b="0"/>
+                <wp:docPr id="1359685099" name="Rectangle 5"/>
+                <wp:cNvGraphicFramePr>
+                  <a:graphicFrameLocks xmlns:a="http://schemas.openxmlformats.org/drawingml/2006/main" noChangeAspect="1"/>
+                </wp:cNvGraphicFramePr>
+                <a:graphic xmlns:a="http://schemas.openxmlformats.org/drawingml/2006/main">
+                  <a:graphicData uri="http://schemas.microsoft.com/office/word/2010/wordprocessingShape">
+                    <wps:wsp>
+                      <wps:cNvSpPr>
+                        <a:spLocks noChangeAspect="1" noChangeArrowheads="1"/>
+                      </wps:cNvSpPr>
+                      <wps:spPr bwMode="auto">
+                        <a:xfrm>
+                          <a:off x="0" y="0"/>
+                          <a:ext cx="304800" cy="304800"/>
+                        </a:xfrm>
+                        <a:prstGeom prst="rect">
+                          <a:avLst/>
+                        </a:prstGeom>
+                        <a:noFill/>
+                        <a:ln>
+                          <a:noFill/>
+                        </a:ln>
+                        <a:extLst>
+                          <a:ext uri="{909E8E84-426E-40DD-AFC4-6F175D3DCCD1}">
+                            <a14:hiddenFill xmlns:a14="http://schemas.microsoft.com/office/drawing/2010/main">
+                              <a:solidFill>
+                                <a:srgbClr val="FFFFFF"/>
+                              </a:solidFill>
+                            </a14:hiddenFill>
+                          </a:ext>
+                          <a:ext uri="{91240B29-F687-4F45-9708-019B960494DF}">
+                            <a14:hiddenLine xmlns:a14="http://schemas.microsoft.com/office/drawing/2010/main" w="9525">
+                              <a:solidFill>
+                                <a:srgbClr val="000000"/>
+                              </a:solidFill>
+                              <a:miter lim="800000"/>
+                              <a:headEnd/>
+                              <a:tailEnd/>
+                            </a14:hiddenLine>
+                          </a:ext>
+                        </a:extLst>
+                      </wps:spPr>
+                      <wps:bodyPr rot="0" vert="horz" wrap="square" lIns="91440" tIns="45720" rIns="91440" bIns="45720" anchor="t" anchorCtr="0" upright="1">
+                        <a:noAutofit/>
+                      </wps:bodyPr>
+                    </wps:wsp>
+                  </a:graphicData>
+                </a:graphic>
+              </wp:inline>
+            </w:drawing>
+          </mc:Choice>
+          <mc:Fallback>
+            <w:pict>
+              <v:rect w14:anchorId="56C1DA6A" id="Rectangle 5" o:spid="_x0000_s1026" style="width:24pt;height:24pt;visibility:visible;mso-wrap-style:square;mso-left-percent:-10001;mso-top-percent:-10001;mso-position-horizontal:absolute;mso-position-horizontal-relative:char;mso-position-vertical:absolute;mso-position-vertical-relative:line;mso-left-percent:-10001;mso-top-percent:-10001;v-text-anchor:top" o:gfxdata="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" filled="f" stroked="f">
+                <o:lock v:ext="edit" aspectratio="t"/>
+                <w10:anchorlock/>
+              </v:rect>
+            </w:pict>
+          </mc:Fallback>
+        </mc:AlternateContent>
+      </w:r>
+      <w:r>
+        <w:rPr>
+          <w:noProof/>
+        </w:rPr>
+        <mc:AlternateContent>
+          <mc:Choice Requires="wps">
+            <w:drawing>
+              <wp:inline distT="0" distB="0" distL="0" distR="0" wp14:anchorId="40820236" wp14:editId="6A75F274">
+                <wp:extent cx="304800" cy="304800"/>
+                <wp:effectExtent l="0" t="0" r="0" b="0"/>
+                <wp:docPr id="502924642" name="Rectangle 6"/>
+                <wp:cNvGraphicFramePr>
+                  <a:graphicFrameLocks xmlns:a="http://schemas.openxmlformats.org/drawingml/2006/main" noChangeAspect="1"/>
+                </wp:cNvGraphicFramePr>
+                <a:graphic xmlns:a="http://schemas.openxmlformats.org/drawingml/2006/main">
+                  <a:graphicData uri="http://schemas.microsoft.com/office/word/2010/wordprocessingShape">
+                    <wps:wsp>
+                      <wps:cNvSpPr>
+                        <a:spLocks noChangeAspect="1" noChangeArrowheads="1"/>
+                      </wps:cNvSpPr>
+                      <wps:spPr bwMode="auto">
+                        <a:xfrm>
+                          <a:off x="0" y="0"/>
+                          <a:ext cx="304800" cy="304800"/>
+                        </a:xfrm>
+                        <a:prstGeom prst="rect">
+                          <a:avLst/>
+                        </a:prstGeom>
+                        <a:noFill/>
+                        <a:ln>
+                          <a:noFill/>
+                        </a:ln>
+                        <a:extLst>
+                          <a:ext uri="{909E8E84-426E-40DD-AFC4-6F175D3DCCD1}">
+                            <a14:hiddenFill xmlns:a14="http://schemas.microsoft.com/office/drawing/2010/main">
+                              <a:solidFill>
+                                <a:srgbClr val="FFFFFF"/>
+                              </a:solidFill>
+                            </a14:hiddenFill>
+                          </a:ext>
+                          <a:ext uri="{91240B29-F687-4F45-9708-019B960494DF}">
+                            <a14:hiddenLine xmlns:a14="http://schemas.microsoft.com/office/drawing/2010/main" w="9525">
+                              <a:solidFill>
+                                <a:srgbClr val="000000"/>
+                              </a:solidFill>
+                              <a:miter lim="800000"/>
+                              <a:headEnd/>
+                              <a:tailEnd/>
+                            </a14:hiddenLine>
+                          </a:ext>
+                        </a:extLst>
+                      </wps:spPr>
+                      <wps:bodyPr rot="0" vert="horz" wrap="square" lIns="91440" tIns="45720" rIns="91440" bIns="45720" anchor="t" anchorCtr="0" upright="1">
+                        <a:noAutofit/>
+                      </wps:bodyPr>
+                    </wps:wsp>
+                  </a:graphicData>
+                </a:graphic>
+              </wp:inline>
+            </w:drawing>
+          </mc:Choice>
+          <mc:Fallback>
+            <w:pict>
+              <v:rect w14:anchorId="4AE0FF3A" id="Rectangle 6" o:spid="_x0000_s1026" style="width:24pt;height:24pt;visibility:visible;mso-wrap-style:square;mso-left-percent:-10001;mso-top-percent:-10001;mso-position-horizontal:absolute;mso-position-horizontal-relative:char;mso-position-vertical:absolute;mso-position-vertical-relative:line;mso-left-percent:-10001;mso-top-percent:-10001;v-text-anchor:top" o:gfxdata="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" filled="f" stroked="f">
+                <o:lock v:ext="edit" aspectratio="t"/>
+                <w10:anchorlock/>
+              </v:rect>
+            </w:pict>
+          </mc:Fallback>
+        </mc:AlternateContent>
+      </w:r>
+    </w:p>
+    <w:p/>
+    <w:p/>
+    <w:p/>
+    <w:p/>
+    <w:p/>
     <w:sectPr>
       <w:pgSz w:w="11906" w:h="16838"/>
       <w:pgMar w:top="1440" w:right="1440" w:bottom="1440" w:left="1440" w:header="708" w:footer="708" w:gutter="0"/>
@@ -433,8 +1010,127 @@
       </w:pPr>
     </w:lvl>
   </w:abstractNum>
+  <w:abstractNum w:abstractNumId="1" w15:restartNumberingAfterBreak="0">
+    <w:nsid w:val="46E16E9F"/>
+    <w:multiLevelType w:val="multilevel"/>
+    <w:tmpl w:val="4992BDF4"/>
+    <w:lvl w:ilvl="0">
+      <w:start w:val="1"/>
+      <w:numFmt w:val="decimal"/>
+      <w:lvlText w:val="%1."/>
+      <w:lvlJc w:val="left"/>
+      <w:pPr>
+        <w:tabs>
+          <w:tab w:val="num" w:pos="720"/>
+        </w:tabs>
+        <w:ind w:left="720" w:hanging="360"/>
+      </w:pPr>
+      <w:rPr>
+        <w:rFonts w:asciiTheme="minorHAnsi" w:eastAsiaTheme="minorHAnsi" w:hAnsiTheme="minorHAnsi" w:cstheme="minorBidi"/>
+      </w:rPr>
+    </w:lvl>
+    <w:lvl w:ilvl="1" w:tentative="1">
+      <w:start w:val="1"/>
+      <w:numFmt w:val="decimal"/>
+      <w:lvlText w:val="%2."/>
+      <w:lvlJc w:val="left"/>
+      <w:pPr>
+        <w:tabs>
+          <w:tab w:val="num" w:pos="1440"/>
+        </w:tabs>
+        <w:ind w:left="1440" w:hanging="360"/>
+      </w:pPr>
+    </w:lvl>
+    <w:lvl w:ilvl="2" w:tentative="1">
+      <w:start w:val="1"/>
+      <w:numFmt w:val="decimal"/>
+      <w:lvlText w:val="%3."/>
+      <w:lvlJc w:val="left"/>
+      <w:pPr>
+        <w:tabs>
+          <w:tab w:val="num" w:pos="2160"/>
+        </w:tabs>
+        <w:ind w:left="2160" w:hanging="360"/>
+      </w:pPr>
+    </w:lvl>
+    <w:lvl w:ilvl="3" w:tentative="1">
+      <w:start w:val="1"/>
+      <w:numFmt w:val="decimal"/>
+      <w:lvlText w:val="%4."/>
+      <w:lvlJc w:val="left"/>
+      <w:pPr>
+        <w:tabs>
+          <w:tab w:val="num" w:pos="2880"/>
+        </w:tabs>
+        <w:ind w:left="2880" w:hanging="360"/>
+      </w:pPr>
+    </w:lvl>
+    <w:lvl w:ilvl="4" w:tentative="1">
+      <w:start w:val="1"/>
+      <w:numFmt w:val="decimal"/>
+      <w:lvlText w:val="%5."/>
+      <w:lvlJc w:val="left"/>
+      <w:pPr>
+        <w:tabs>
+          <w:tab w:val="num" w:pos="3600"/>
+        </w:tabs>
+        <w:ind w:left="3600" w:hanging="360"/>
+      </w:pPr>
+    </w:lvl>
+    <w:lvl w:ilvl="5" w:tentative="1">
+      <w:start w:val="1"/>
+      <w:numFmt w:val="decimal"/>
+      <w:lvlText w:val="%6."/>
+      <w:lvlJc w:val="left"/>
+      <w:pPr>
+        <w:tabs>
+          <w:tab w:val="num" w:pos="4320"/>
+        </w:tabs>
+        <w:ind w:left="4320" w:hanging="360"/>
+      </w:pPr>
+    </w:lvl>
+    <w:lvl w:ilvl="6" w:tentative="1">
+      <w:start w:val="1"/>
+      <w:numFmt w:val="decimal"/>
+      <w:lvlText w:val="%7."/>
+      <w:lvlJc w:val="left"/>
+      <w:pPr>
+        <w:tabs>
+          <w:tab w:val="num" w:pos="5040"/>
+        </w:tabs>
+        <w:ind w:left="5040" w:hanging="360"/>
+      </w:pPr>
+    </w:lvl>
+    <w:lvl w:ilvl="7" w:tentative="1">
+      <w:start w:val="1"/>
+      <w:numFmt w:val="decimal"/>
+      <w:lvlText w:val="%8."/>
+      <w:lvlJc w:val="left"/>
+      <w:pPr>
+        <w:tabs>
+          <w:tab w:val="num" w:pos="5760"/>
+        </w:tabs>
+        <w:ind w:left="5760" w:hanging="360"/>
+      </w:pPr>
+    </w:lvl>
+    <w:lvl w:ilvl="8" w:tentative="1">
+      <w:start w:val="1"/>
+      <w:numFmt w:val="decimal"/>
+      <w:lvlText w:val="%9."/>
+      <w:lvlJc w:val="left"/>
+      <w:pPr>
+        <w:tabs>
+          <w:tab w:val="num" w:pos="6480"/>
+        </w:tabs>
+        <w:ind w:left="6480" w:hanging="360"/>
+      </w:pPr>
+    </w:lvl>
+  </w:abstractNum>
   <w:num w:numId="1" w16cid:durableId="370544100">
     <w:abstractNumId w:val="0"/>
+  </w:num>
+  <w:num w:numId="2" w16cid:durableId="1734619648">
+    <w:abstractNumId w:val="1"/>
   </w:num>
 </w:numbering>
 </file>
@@ -1042,7 +1738,6 @@
   <w:style w:type="character" w:default="1" w:styleId="DefaultParagraphFont">
     <w:name w:val="Default Paragraph Font"/>
     <w:uiPriority w:val="1"/>
-    <w:semiHidden/>
     <w:unhideWhenUsed/>
   </w:style>
   <w:style w:type="table" w:default="1" w:styleId="TableNormal">
